--- a/02 CS Standards/CS-005 CNC Machining of Tooling Board (ShopSabre).docx
+++ b/02 CS Standards/CS-005 CNC Machining of Tooling Board (ShopSabre).docx
@@ -90,7 +90,7 @@
               <w:rPr>
                 <w:sz w:val="19"/>
               </w:rPr>
-              <w:t>CNC Machining of Tooling Board — ShopSabre @ RFS</w:t>
+              <w:t>CNC Machining of Tooling Board (ShopSabre)</w:t>
             </w:r>
           </w:p>
         </w:tc>
@@ -119,7 +119,7 @@
               <w:rPr>
                 <w:sz w:val="19"/>
               </w:rPr>
-              <w:t>E</w:t>
+              <w:t>F</w:t>
             </w:r>
           </w:p>
         </w:tc>
@@ -177,7 +177,7 @@
               <w:rPr>
                 <w:sz w:val="19"/>
               </w:rPr>
-              <w:t>2026-08-28</w:t>
+              <w:t>2026-10-10</w:t>
             </w:r>
           </w:p>
         </w:tc>
@@ -373,7 +373,7 @@
               <w:rPr>
                 <w:sz w:val="19"/>
               </w:rPr>
-              <w:t>2026-07-12</w:t>
+              <w:t>2026-10-10</w:t>
             </w:r>
           </w:p>
         </w:tc>
@@ -777,6 +777,60 @@
           </w:p>
         </w:tc>
       </w:tr>
+      <w:tr>
+        <w:tc>
+          <w:tcPr>
+            <w:tcW w:type="dxa" w:w="2412"/>
+          </w:tcPr>
+          <w:p>
+            <w:r>
+              <w:rPr>
+                <w:sz w:val="19"/>
+              </w:rPr>
+              <w:t>F</w:t>
+            </w:r>
+          </w:p>
+        </w:tc>
+        <w:tc>
+          <w:tcPr>
+            <w:tcW w:type="dxa" w:w="2412"/>
+          </w:tcPr>
+          <w:p>
+            <w:r>
+              <w:rPr>
+                <w:sz w:val="19"/>
+              </w:rPr>
+              <w:t>2026-10-10</w:t>
+            </w:r>
+          </w:p>
+        </w:tc>
+        <w:tc>
+          <w:tcPr>
+            <w:tcW w:type="dxa" w:w="2412"/>
+          </w:tcPr>
+          <w:p>
+            <w:r>
+              <w:rPr>
+                <w:sz w:val="19"/>
+              </w:rPr>
+              <w:t>Claude (doc overhaul, requested by Simon Starbuck)</w:t>
+            </w:r>
+          </w:p>
+        </w:tc>
+        <w:tc>
+          <w:tcPr>
+            <w:tcW w:type="dxa" w:w="2412"/>
+          </w:tcPr>
+          <w:p>
+            <w:r>
+              <w:rPr>
+                <w:sz w:val="19"/>
+              </w:rPr>
+              <w:t>Rule changes: RFS's record is the operator authority and the app's ShopSabre CNC training mirrors it; Z is zeroed once per setup, so each split section is its own setup; CAM uses the current FEB tool library; feeds are set for the densest board; scope adds XPS foam, G10 and cured CF panels. The app written in where the standard predated it: Schedule slot rows and the weekly meeting (R-000-11), the Machine mold step note, the mold's stage, Mold file and stock STL at the machine, the split waiver in §5, and a pointer to stack planning in CS-003. References updated; title field matches the H1 (R-IDX-04), kept as the H1 (ShopSabre) with "at RFS" not added, to keep the built filename; emphasis bold and em-dash cells dropped; §7.1 and §7.5 headings reworded for search. Round 6 fact-check: the ID is engraved before cleanup (§7.5 steps 4 and 5 swapped, so the setup still exists); the 6 in cut depth cited to the app's planner rather than to R2; §6 adds safety glasses at the machine from the tooling-board SDS (new R6). Register R-005-01..12.</w:t>
+            </w:r>
+          </w:p>
+        </w:tc>
+      </w:tr>
     </w:tbl>
     <w:p/>
     <w:p>
@@ -789,16 +843,7 @@
     </w:p>
     <w:p>
       <w:r>
-        <w:t xml:space="preserve">We spent most of SN5 machining molds on the Jacobs Shopbot's daily slot scramble, right up until Jacobs staff pulled us aside for block-reserving (2026-02-23). That's not a conversation we want to have twice (PP-06). We now machine on the </w:t>
-      </w:r>
-      <w:r>
-        <w:rPr>
-          <w:b/>
-        </w:rPr>
-        <w:t>ShopSabre at RFS</w:t>
-      </w:r>
-      <w:r>
-        <w:t>, with our own reservation system, a 5×10 ft bed, vacuum hold-down, and an automatic tool changer. This doc covers how to book it, who can run it, and the setup rules that cost us parts when we skipped them.</w:t>
+        <w:t>We spent most of SN5 machining molds on the Jacobs Shopbot's daily slot scramble, right up until Jacobs staff pulled us aside for block-reserving (2026-02-23). That's not a conversation we want to have twice (PP-06). We now machine on the ShopSabre at RFS, with our own reservation system, a 5×10 ft bed, vacuum hold-down, and an automatic tool changer. This doc covers how to book it, who can run it, and the setup rules that cost us parts when we skipped them.</w:t>
       </w:r>
     </w:p>
     <w:p>
@@ -811,7 +856,7 @@
     </w:p>
     <w:p>
       <w:r>
-        <w:t xml:space="preserve">Machining polyurethane tooling-board molds and stock on the RFS ShopSabre. The Jacobs Shopbot is still fine as a fallback for small jobs; use the SN5 </w:t>
+        <w:t xml:space="preserve">Machining polyurethane tooling-board molds and stock on the RFS ShopSabre. The same booking, operator and Z-zero rules apply to XPS foam (wing cores), G10 and cured CF panels cut on the ShopSabre. G10 runs only with Larry's say-so. CF and G10 dust is handled per CS-009. The Jacobs Shopbot is still fine as a fallback for small jobs; use the SN5 </w:t>
       </w:r>
       <w:r>
         <w:rPr>
@@ -916,7 +961,7 @@
               <w:rPr>
                 <w:sz w:val="19"/>
               </w:rPr>
-              <w:t>RFS/RSO reservation website (booking) + ShopSabre training doc</w:t>
+              <w:t>RSO/RFS hub: reservation site (booking) and ShopSabre training doc</w:t>
             </w:r>
           </w:p>
         </w:tc>
@@ -929,7 +974,7 @@
               <w:rPr>
                 <w:sz w:val="19"/>
               </w:rPr>
-              <w:t>RFS website</w:t>
+              <w:t>sites.google.com/berkeley.edu/rsorfs-hub (linked in #composites, 2026-09-18)</w:t>
             </w:r>
           </w:p>
         </w:tc>
@@ -970,7 +1015,7 @@
               <w:rPr>
                 <w:sz w:val="19"/>
               </w:rPr>
-              <w:t>shopsabre.com product pages, accessed 2026-07. Re-checked 2026-07-28: the current IS-A 510 page quotes a 75″×125″ table and 12″ Z clearance / 16″ Z travel, which doesn't line up cleanly with the 65.5″×122″ / 6″ / 14″ figures below. Treat both as generic spec-sheet numbers, not a measurement of RFS's specific machine with its actual tooling stickout; confirm the real numbers on the placard before trusting either source over field experience</w:t>
+              <w:t>shopsabre.com product pages, accessed 2026-07. Re-checked 2026-07-28: the current IS-A 510 page quotes a 75″×125″ table and 12″ Z clearance / 16″ Z travel, which doesn't line up cleanly with the 65.5″×122″ / 14″ figures below (the 6 in max cut depth in §5 is the app's planning depth, not from R2). Treat both as generic spec-sheet numbers, not a measurement of RFS's specific machine with its actual tooling stickout; confirm the real numbers on the placard before trusting either source over field experience</w:t>
             </w:r>
           </w:p>
         </w:tc>
@@ -1016,9 +1061,10 @@
           <w:p>
             <w:r>
               <w:rPr>
+                <w:rFonts w:ascii="Courier New" w:hAnsi="Courier New"/>
                 <w:sz w:val="19"/>
               </w:rPr>
-              <w:t>SN5 Drive root</w:t>
+              <w:t>SN5 Composites/Shopbot Procedure Checklist_.docx</w:t>
             </w:r>
           </w:p>
         </w:tc>
@@ -1105,6 +1151,48 @@
           </w:p>
         </w:tc>
       </w:tr>
+      <w:tr>
+        <w:tc>
+          <w:tcPr>
+            <w:tcW w:type="dxa" w:w="3216"/>
+          </w:tcPr>
+          <w:p>
+            <w:r>
+              <w:rPr>
+                <w:sz w:val="19"/>
+              </w:rPr>
+              <w:t>R6</w:t>
+            </w:r>
+          </w:p>
+        </w:tc>
+        <w:tc>
+          <w:tcPr>
+            <w:tcW w:type="dxa" w:w="3216"/>
+          </w:tcPr>
+          <w:p>
+            <w:r>
+              <w:rPr>
+                <w:sz w:val="19"/>
+              </w:rPr>
+              <w:t>Precision Board PBLT SDS (tooling board)</w:t>
+            </w:r>
+          </w:p>
+        </w:tc>
+        <w:tc>
+          <w:tcPr>
+            <w:tcW w:type="dxa" w:w="3216"/>
+          </w:tcPr>
+          <w:p>
+            <w:r>
+              <w:rPr>
+                <w:rFonts w:ascii="Courier New" w:hAnsi="Courier New"/>
+                <w:sz w:val="19"/>
+              </w:rPr>
+              <w:t>03 Datasheets/PRECISIONBOARD-SDS-PBLT.pdf</w:t>
+            </w:r>
+          </w:p>
+        </w:tc>
+      </w:tr>
     </w:tbl>
     <w:p/>
     <w:p>
@@ -1140,25 +1228,16 @@
         <w:t>Certified operator</w:t>
       </w:r>
       <w:r>
-        <w:t xml:space="preserve">: did the RFS ShopSabre training doc + HOT. End-of-SN5 list: Ansh, Simon, Kina, Nico, Nick, Justin, Sam, Alvin, Ernesto. Treat that list as a historical snapshot, not a current roster: nothing in this repo tracks HOT status, and it's already out of step with the only other named-individual record we have (2026-07-28 check: </w:t>
+        <w:t>: did the RFS ShopSabre training doc + HOT. RFS's own record, on the RSO/RFS student access dashboard, is the authority. The app's ShopSabre CNC training (People tab) mirrors it: a lead grants it only after seeing the member's RFS record. The app will not let anyone without it sign Machine mold, except a lead who presses Sign without it and writes a reason, which the app records on the work order (</w:t>
       </w:r>
       <w:r>
         <w:rPr>
           <w:rFonts w:ascii="Courier New" w:hAnsi="Courier New"/>
         </w:rPr>
-        <w:t>sn5-work-orders.json</w:t>
+        <w:t>app/workorders.js</w:t>
       </w:r>
       <w:r>
-        <w:t xml:space="preserve">'s engineer fields name people, like Chuning, who aren't on this list at all; a WO engineer credit isn't the same thing as ShopSabre certification, so that's not a fix, just a flag). </w:t>
-      </w:r>
-      <w:r>
-        <w:rPr>
-          <w:b/>
-        </w:rPr>
-        <w:t>RFS's own HOT record is the actual authority.</w:t>
-      </w:r>
-      <w:r>
-        <w:t xml:space="preserve"> Re-check who's still around each fall and train replacements early, October not February.</w:t>
+        <w:t>). The end-of-SN5 list (Ansh, Simon, Kina, Nico, Nick, Justin, Sam, Alvin, Ernesto) is history, not a roster. Re-check who's still around each fall and train replacements early, October not February.</w:t>
       </w:r>
     </w:p>
     <w:p>
@@ -1282,20 +1361,20 @@
               <w:rPr>
                 <w:sz w:val="19"/>
               </w:rPr>
-              <w:t xml:space="preserve">Cut area ≈ 65.5″ × 122″; </w:t>
+              <w:t>Cut area ≈ 65.5″ × 122″, Z travel 14″ (spec figures from R2's 2026-07 access, unconfirmed on the placard; see R2 note); max cut depth 6 in (152.4 mm), the depth the app plans to (</w:t>
             </w:r>
             <w:r>
               <w:rPr>
-                <w:b/>
+                <w:rFonts w:ascii="Courier New" w:hAnsi="Courier New"/>
                 <w:sz w:val="19"/>
               </w:rPr>
-              <w:t>max cut depth ≈ 6″ in practice</w:t>
+              <w:t>app/slicer.js</w:t>
             </w:r>
             <w:r>
               <w:rPr>
                 <w:sz w:val="19"/>
               </w:rPr>
-              <w:t>; Z travel 14″ (R2, field figures, not the current shopsabre.com spec page; see R2 note)</w:t>
+              <w:t>)</w:t>
             </w:r>
           </w:p>
         </w:tc>
@@ -1308,7 +1387,20 @@
               <w:rPr>
                 <w:sz w:val="19"/>
               </w:rPr>
-              <w:t>Full 5×10 sheets fit flat: no more sectioning sheet stock. Mold stacks taller than ~6″ still need splitting in CAD (CS-003 §7.1.6). The 6″ is what this team has actually gotten out of the machine with real tooling installed, which is the number that matters here, not a frame spec; confirm usable depth against your tool length before gluing a tall stack</w:t>
+              <w:t xml:space="preserve">Full 5×10 sheets fit flat: no more sectioning sheet stock. The app splits any mold stack over 6 in into sections unless the split is waived (CS-003 §7.1 step 6; </w:t>
+            </w:r>
+            <w:r>
+              <w:rPr>
+                <w:rFonts w:ascii="Courier New" w:hAnsi="Courier New"/>
+                <w:sz w:val="19"/>
+              </w:rPr>
+              <w:t>app/slicer.js</w:t>
+            </w:r>
+            <w:r>
+              <w:rPr>
+                <w:sz w:val="19"/>
+              </w:rPr>
+              <w:t>). A waived stack is taller than 6 in: before the first setup, check the deepest machined point against the tool's flute length and collet clearance. The 6″ is what this team has actually gotten out of the machine with real tooling installed, which is the number that matters here, not a frame spec; confirm usable depth against your tool length before gluing a tall stack</w:t>
             </w:r>
           </w:p>
         </w:tc>
@@ -1523,6 +1615,20 @@
         <w:rPr>
           <w:b/>
         </w:rPr>
+        <w:t>Eyes:</w:t>
+      </w:r>
+      <w:r>
+        <w:t xml:space="preserve"> safety glasses at the machine whenever the spindle runs or you clear chips (R6 §8: standard safety glasses).</w:t>
+      </w:r>
+    </w:p>
+    <w:p>
+      <w:pPr>
+        <w:pStyle w:val="ListBullet"/>
+      </w:pPr>
+      <w:r>
+        <w:rPr>
+          <w:b/>
+        </w:rPr>
         <w:t>Vacuum table:</w:t>
       </w:r>
       <w:r>
@@ -1542,7 +1648,7 @@
         <w:pStyle w:val="Heading3"/>
       </w:pPr>
       <w:r>
-        <w:t>7.1 Plan and book (the PP-06 discipline)</w:t>
+        <w:t>7.1 Booking the ShopSabre</w:t>
       </w:r>
     </w:p>
     <w:p>
@@ -1550,16 +1656,7 @@
         <w:pStyle w:val="ListNumber"/>
       </w:pPr>
       <w:r>
-        <w:t xml:space="preserve">When mold CAM </w:t>
-      </w:r>
-      <w:r>
-        <w:rPr>
-          <w:b/>
-        </w:rPr>
-        <w:t>starts</w:t>
-      </w:r>
-      <w:r>
-        <w:t xml:space="preserve"> (not when it finishes), put the machining time estimate on the WO and book the slot on the RFS/RSO site (R1). Our SN5 UT molds ran 0:17–6:16 each; CAM simulation gets you a real number.</w:t>
+        <w:t>When mold CAM starts (not when it finishes), write the machining time estimate in the work order's Machine mold step note (Glue and machine mold on a wet-layup run; there is no estimate field) and book the slot on the RFS/RSO site (R1). Our SN5 UT molds ran 0:17–6:16 each; CAM simulation gets you a real number.</w:t>
       </w:r>
     </w:p>
     <w:p>
@@ -1583,7 +1680,15 @@
         <w:pStyle w:val="ListNumber"/>
       </w:pPr>
       <w:r>
-        <w:t>The weekly summary carries the next 2 weeks of machine load so conflicts show up Monday night, not at the machine.</w:t>
+        <w:t>Put the job in a ShopSabre slot row (ShopSabre slot 1 or ShopSabre slot 2) on the Schedule tab, Season by station view. The row is the team's plan and does not reserve the machine; step 1 does. The weekly meeting reviews the next 2 weeks of machine load, so conflicts show up there, not at the machine.</w:t>
+      </w:r>
+    </w:p>
+    <w:p>
+      <w:pPr>
+        <w:pStyle w:val="ListNumber"/>
+      </w:pPr>
+      <w:r>
+        <w:t>The stack plan, and the blanks used as CAM stock, come from CS-003 §7.1 steps 8 and 9 (the app's planner or the FEBPlanStock Fusion add-in).</w:t>
       </w:r>
     </w:p>
     <w:p>
@@ -1607,13 +1712,7 @@
         <w:pStyle w:val="ListNumber"/>
       </w:pPr>
       <w:r>
-        <w:t xml:space="preserve">Mold design review initialed on the WO (CS-003 §7.2). </w:t>
-      </w:r>
-      <w:r>
-        <w:rPr>
-          <w:b/>
-        </w:rPr>
-        <w:t>No initials, no cutting.</w:t>
+        <w:t>Mold design review initialed on the WO (CS-003 §7.2). No initials, no machining.</w:t>
       </w:r>
     </w:p>
     <w:p>
@@ -1621,7 +1720,23 @@
         <w:pStyle w:val="ListNumber"/>
       </w:pPr>
       <w:r>
-        <w:t>Stock glued/cured per CS-003 §7.3 and labeled, and check the label is actually the job you booked.</w:t>
+        <w:t>Stock glued/cured per CS-003 §7.3 and labeled, and check the label is actually the job you booked. The mold is at Board glued in the app.</w:t>
+      </w:r>
+    </w:p>
+    <w:p>
+      <w:pPr>
+        <w:pStyle w:val="ListNumber"/>
+      </w:pPr>
+      <w:r>
+        <w:t>The mold's Mold file is the current plan, not one marked Superseded (CS-003 §7.1 step 8).</w:t>
+      </w:r>
+    </w:p>
+    <w:p>
+      <w:pPr>
+        <w:pStyle w:val="ListNumber"/>
+      </w:pPr>
+      <w:r>
+        <w:t>CAM stock is the plan's Stock STL (STL S1, STL S2 and so on, one per section of a split stack) or the Fusion add-in's blank bodies, so the program and the glued block agree.</w:t>
       </w:r>
     </w:p>
     <w:p>
@@ -1669,13 +1784,7 @@
         <w:pStyle w:val="ListNumber"/>
       </w:pPr>
       <w:r>
-        <w:rPr>
-          <w:b/>
-        </w:rPr>
-        <w:t>Zero Z once per job, from the top of the stock, at the highest point of the finished stack.</w:t>
-      </w:r>
-      <w:r>
-        <w:t xml:space="preserve"> Never the bed. (The Feb 2026 "it plunged into the part" incidents were zeroing mistakes on the old machine; the rule carries over.)</w:t>
+        <w:t>Zero Z once per setup, from the top of the stock, at the highest point of the finished stack. Never the bed. (The Feb 2026 "it plunged into the part" incidents were zeroing mistakes on the old machine; the rule carries over.) Each section of a split stack is its own setup, with its own stock STL and its own zero.</w:t>
       </w:r>
     </w:p>
     <w:p>
@@ -1683,13 +1792,7 @@
         <w:pStyle w:val="ListNumber"/>
       </w:pPr>
       <w:r>
-        <w:rPr>
-          <w:b/>
-        </w:rPr>
-        <w:t>Tool changes are the ATC's job, not yours.</w:t>
-      </w:r>
-      <w:r>
-        <w:t xml:space="preserve"> The machine measures each tool's length and applies offsets from the tool table: there's no manual re-zero between tools. What that means for you:</w:t>
+        <w:t>Tool changes are the ATC's job, not yours. The machine measures each tool's length and applies offsets from the tool table: there's no manual re-zero between tools. What that means for you:</w:t>
       </w:r>
     </w:p>
     <w:p>
@@ -1697,7 +1800,7 @@
         <w:pStyle w:val="ListBullet"/>
       </w:pPr>
       <w:r>
-        <w:t>Make sure your CAM tool numbers match what's physically in the rack. A mismatched tool table does the same thing a bad zero does, just faster.</w:t>
+        <w:t>Build CAM against the current FEB ShopSabre tool library (posted in #composites 2026-09-16; the older library is deprecated). A tool table that does not match the rack does the same thing a bad zero does, just faster.</w:t>
       </w:r>
     </w:p>
     <w:p>
@@ -1734,6 +1837,32 @@
     </w:p>
     <w:p>
       <w:pPr>
+        <w:pStyle w:val="ListNumber"/>
+      </w:pPr>
+      <w:r>
+        <w:t>Set CAM feeds for the highest board grade in the stack: the mold's Highest density cut once its boards are marked cut, or the top of its planned density range before then (CS-003 §5). The cut list prints it as "Machine at the N lb/ft³ feed." and the layer sheets repeat it (</w:t>
+      </w:r>
+      <w:r>
+        <w:rPr>
+          <w:rFonts w:ascii="Courier New" w:hAnsi="Courier New"/>
+        </w:rPr>
+        <w:t>app/stock.js</w:t>
+      </w:r>
+      <w:r>
+        <w:t xml:space="preserve">, </w:t>
+      </w:r>
+      <w:r>
+        <w:rPr>
+          <w:rFonts w:ascii="Courier New" w:hAnsi="Courier New"/>
+        </w:rPr>
+        <w:t>app/drawings.js</w:t>
+      </w:r>
+      <w:r>
+        <w:t>).</w:t>
+      </w:r>
+    </w:p>
+    <w:p>
+      <w:pPr>
         <w:ind w:left="432"/>
       </w:pPr>
       <w:r>
@@ -1753,7 +1882,7 @@
       <w:r>
         <w:drawing>
           <wp:inline xmlns:a="http://schemas.openxmlformats.org/drawingml/2006/main" xmlns:pic="http://schemas.openxmlformats.org/drawingml/2006/picture">
-            <wp:extent cx="5669280" cy="2448098"/>
+            <wp:extent cx="5669280" cy="4251960"/>
             <wp:docPr id="1" name="Picture 1"/>
             <wp:cNvGraphicFramePr>
               <a:graphicFrameLocks noChangeAspect="1"/>
@@ -1762,7 +1891,7 @@
               <a:graphicData uri="http://schemas.openxmlformats.org/drawingml/2006/picture">
                 <pic:pic>
                   <pic:nvPicPr>
-                    <pic:cNvPr id="0" name="cs005-zzero.png"/>
+                    <pic:cNvPr id="0" name="cs005-zzero.v2.png"/>
                     <pic:cNvPicPr/>
                   </pic:nvPicPr>
                   <pic:blipFill>
@@ -1774,7 +1903,7 @@
                   <pic:spPr>
                     <a:xfrm>
                       <a:off x="0" y="0"/>
-                      <a:ext cx="5669280" cy="2448098"/>
+                      <a:ext cx="5669280" cy="4251960"/>
                     </a:xfrm>
                     <a:prstGeom prst="rect"/>
                   </pic:spPr>
@@ -1795,7 +1924,60 @@
           <w:color w:val="505050"/>
           <w:sz w:val="18"/>
         </w:rPr>
-        <w:t>Figure 1. Z-zero, right and wrong. Left: touched off once per job at the highest point of the stock. Right: zeroed at the bed, where any error in assumed stack height is a plunge into the part.</w:t>
+        <w:t>Figure 1. Z-zero, right and wrong. Left: touched off once per setup at the highest point of the stock. Right: zeroed at the bed, where any error in assumed stack height is a plunge into the part.</w:t>
+      </w:r>
+    </w:p>
+    <w:p/>
+    <w:p>
+      <w:pPr>
+        <w:jc w:val="center"/>
+      </w:pPr>
+      <w:r>
+        <w:drawing>
+          <wp:inline xmlns:a="http://schemas.openxmlformats.org/drawingml/2006/main" xmlns:pic="http://schemas.openxmlformats.org/drawingml/2006/picture">
+            <wp:extent cx="5669280" cy="4478731"/>
+            <wp:docPr id="2" name="Picture 2"/>
+            <wp:cNvGraphicFramePr>
+              <a:graphicFrameLocks noChangeAspect="1"/>
+            </wp:cNvGraphicFramePr>
+            <a:graphic>
+              <a:graphicData uri="http://schemas.openxmlformats.org/drawingml/2006/picture">
+                <pic:pic>
+                  <pic:nvPicPr>
+                    <pic:cNvPr id="0" name="cs005-feed-density.v2.png"/>
+                    <pic:cNvPicPr/>
+                  </pic:nvPicPr>
+                  <pic:blipFill>
+                    <a:blip r:embed="rId10"/>
+                    <a:stretch>
+                      <a:fillRect/>
+                    </a:stretch>
+                  </pic:blipFill>
+                  <pic:spPr>
+                    <a:xfrm>
+                      <a:off x="0" y="0"/>
+                      <a:ext cx="5669280" cy="4478731"/>
+                    </a:xfrm>
+                    <a:prstGeom prst="rect"/>
+                  </pic:spPr>
+                </pic:pic>
+              </a:graphicData>
+            </a:graphic>
+          </wp:inline>
+        </w:drawing>
+      </w:r>
+    </w:p>
+    <w:p>
+      <w:pPr>
+        <w:jc w:val="center"/>
+      </w:pPr>
+      <w:r>
+        <w:rPr>
+          <w:i/>
+          <w:color w:val="505050"/>
+          <w:sz w:val="18"/>
+        </w:rPr>
+        <w:t>Figure 2. Feed rate for a mixed-grade stack: a mold glued from 30 and 45 lb/ft³ boards is machined at the 45 lb feed, because the densest board cut sets the feed for every setup.</w:t>
       </w:r>
     </w:p>
     <w:p/>
@@ -1804,7 +1986,7 @@
         <w:pStyle w:val="Heading3"/>
       </w:pPr>
       <w:r>
-        <w:t>7.5 During and after</w:t>
+        <w:t>7.5 During the run, engraving the ID and cleanup</w:t>
       </w:r>
     </w:p>
     <w:p>
@@ -1820,7 +2002,7 @@
         <w:pStyle w:val="ListNumber"/>
       </w:pPr>
       <w:r>
-        <w:t>Record actual machining time on the WO (this is how next season's estimates get good).</w:t>
+        <w:t>Record actual machining time in the work order's Machine mold step note (this is how next season's estimates get good).</w:t>
       </w:r>
     </w:p>
     <w:p>
@@ -1828,16 +2010,15 @@
         <w:pStyle w:val="ListNumber"/>
       </w:pPr>
       <w:r>
-        <w:t xml:space="preserve">Check scribes/surfaces </w:t>
+        <w:t>Check scribes/surfaces before releasing the vacuum; rework is easiest while the part is still located.</w:t>
       </w:r>
+    </w:p>
+    <w:p>
+      <w:pPr>
+        <w:pStyle w:val="ListNumber"/>
+      </w:pPr>
       <w:r>
-        <w:rPr>
-          <w:b/>
-        </w:rPr>
-        <w:t>before</w:t>
-      </w:r>
-      <w:r>
-        <w:t xml:space="preserve"> releasing the vacuum; rework is easiest while the part is still located.</w:t>
+        <w:t>Engrave the mold ID on the back face before releasing the vacuum: 6 mm cap height, 1.0 mm deep, single-line font, 3.175 mm ball or 90° V-bit. The machine is set up and the part is fixtured, so it costs about 90 seconds.</w:t>
       </w:r>
     </w:p>
     <w:p>
@@ -1853,21 +2034,7 @@
         <w:pStyle w:val="ListNumber"/>
       </w:pPr>
       <w:r>
-        <w:rPr>
-          <w:b/>
-        </w:rPr>
-        <w:t>Engrave the mold ID on the back face before releasing the vacuum</w:t>
-      </w:r>
-      <w:r>
-        <w:t>: 6 mm cap height, 1.0 mm deep, single-line font, 3.175 mm ball or 90° V-bit. The machine is set up and the part is fixtured, so it costs about 90 seconds.</w:t>
-      </w:r>
-    </w:p>
-    <w:p>
-      <w:pPr>
-        <w:pStyle w:val="ListNumber"/>
-      </w:pPr>
-      <w:r>
-        <w:t>Mold goes to cleaning and sealing per CS-004; update the mold record's location.</w:t>
+        <w:t>Set the mold's stage to Machined and its Home location in the app. Then clean and seal per CS-004.</w:t>
       </w:r>
     </w:p>
     <w:p>
@@ -1881,16 +2048,7 @@
         <w:t xml:space="preserve">⚠ CAUTION: </w:t>
       </w:r>
       <w:r>
-        <w:t xml:space="preserve">The engraving is the </w:t>
-      </w:r>
-      <w:r>
-        <w:rPr>
-          <w:b/>
-        </w:rPr>
-        <w:t>record of record</w:t>
-      </w:r>
-      <w:r>
-        <w:t xml:space="preserve"> (CS-001 §7.4). It survives IPA, acetone, four coats of wax, PVA, sanding, the printed label falling off, and the label printer being broken. Every other way a mold is identified is a convenience wrapped around this one, which is why it is cut while the setup still exists rather than "later".</w:t>
+        <w:t>The engraving is the record of record (CS-001 §7.4). It survives IPA, acetone, four coats of wax, PVA, sanding, the printed label falling off, and the label printer being broken. Every other way a mold is identified is a convenience wrapped around this one, which is why it is cut while the setup still exists rather than "later".</w:t>
       </w:r>
     </w:p>
     <w:p>
@@ -2024,14 +2182,7 @@
           <w:tcPr>
             <w:tcW w:type="dxa" w:w="2412"/>
           </w:tcPr>
-          <w:p>
-            <w:r>
-              <w:rPr>
-                <w:sz w:val="19"/>
-              </w:rPr>
-              <w:t>—</w:t>
-            </w:r>
-          </w:p>
+          <w:p/>
         </w:tc>
       </w:tr>
       <w:tr>
@@ -2044,7 +2195,7 @@
               <w:rPr>
                 <w:sz w:val="19"/>
               </w:rPr>
-              <w:t>Z zeroed from stock top (once/job); tool table matches rack</w:t>
+              <w:t>Z zeroed from stock top (once per setup); tool table matches rack</w:t>
             </w:r>
           </w:p>
         </w:tc>
@@ -2173,27 +2324,13 @@
           <w:tcPr>
             <w:tcW w:type="dxa" w:w="2412"/>
           </w:tcPr>
-          <w:p>
-            <w:r>
-              <w:rPr>
-                <w:sz w:val="19"/>
-              </w:rPr>
-              <w:t>—</w:t>
-            </w:r>
-          </w:p>
+          <w:p/>
         </w:tc>
         <w:tc>
           <w:tcPr>
             <w:tcW w:type="dxa" w:w="2412"/>
           </w:tcPr>
-          <w:p>
-            <w:r>
-              <w:rPr>
-                <w:sz w:val="19"/>
-              </w:rPr>
-              <w:t>—</w:t>
-            </w:r>
-          </w:p>
+          <w:p/>
         </w:tc>
       </w:tr>
       <w:tr>
@@ -2245,7 +2382,7 @@
               <w:rPr>
                 <w:sz w:val="19"/>
               </w:rPr>
-              <w:t>WO</w:t>
+              <w:t>WO Machine mold step note</w:t>
             </w:r>
           </w:p>
         </w:tc>
@@ -2316,7 +2453,16 @@
     </w:p>
     <w:p>
       <w:r>
-        <w:t>WO machining step: operator, date, slot, estimate vs actual, tool list, incidents. Actual times feed the capacity model. ~2 molds/week was SN5 reality on a worse machine; find out what this one actually does instead of assuming.</w:t>
+        <w:t>The work order's Machine mold step note (Glue and machine mold on a wet-layup run): operator, date, slot, estimate vs actual, tool list, incidents. The app holds the step until it has a note, and suggests a photo (</w:t>
+      </w:r>
+      <w:r>
+        <w:rPr>
+          <w:rFonts w:ascii="Courier New" w:hAnsi="Courier New"/>
+        </w:rPr>
+        <w:t>app/workorders.js</w:t>
+      </w:r>
+      <w:r>
+        <w:t>). A lead can sign without it (Sign without it), and the reason goes in the work order's event log. The mold record: stage Machined and Home location (§7.5 step 6). Actual times feed the capacity model. ~2 molds/week was SN5 reality on a worse machine; find out what this one actually does instead of assuming.</w:t>
       </w:r>
     </w:p>
     <w:p>
